--- a/public/files/first-ai-lesson-kit.docx
+++ b/public/files/first-ai-lesson-kit.docx
@@ -24,6 +24,17 @@
           <w:sz w:val="18"/>
         </w:rPr>
         <w:t>──────────────────────────────────────────────</w:t>
+      </w:r>
+    </w:p>
+    <w:p>
+      <w:r>
+        <w:rPr>
+          <w:rFonts w:ascii="Quicksand" w:hAnsi="Quicksand" w:cs="Quicksand" w:eastAsia="Noto Sans TC"/>
+          <w:b w:val="0"/>
+          <w:color w:val="080808"/>
+          <w:sz w:val="21"/>
+        </w:rPr>
+        <w:t>⚠️ 全部示例均為虛構示範，不涉及任何真實學生、學校或個案。教師可換成自己已核實的校本來源與問題</w:t>
       </w:r>
     </w:p>
     <w:p>
@@ -249,7 +260,7 @@
                 <w:rFonts w:ascii="Quicksand" w:hAnsi="Quicksand" w:cs="Quicksand" w:eastAsia="Noto Sans TC"/>
                 <w:sz w:val="20"/>
               </w:rPr>
-              <w:t>讀出三步，告訴學生今天會學這三步。</w:t>
+              <w:t>讀出三步，告訴學生今天會學這三步</w:t>
             </w:r>
           </w:p>
         </w:tc>
@@ -311,7 +322,7 @@
                 <w:rFonts w:ascii="Quicksand" w:hAnsi="Quicksand" w:cs="Quicksand" w:eastAsia="Noto Sans TC"/>
                 <w:sz w:val="20"/>
               </w:rPr>
-              <w:t>收集答案，不評價；不超過三人回答。</w:t>
+              <w:t>收集答案，不評價；不超過三人回答</w:t>
             </w:r>
           </w:p>
         </w:tc>
@@ -373,7 +384,7 @@
                 <w:rFonts w:ascii="Quicksand" w:hAnsi="Quicksand" w:cs="Quicksand" w:eastAsia="Noto Sans TC"/>
                 <w:sz w:val="20"/>
               </w:rPr>
-              <w:t>舉一個日常例子，帶出「所以要查」。</w:t>
+              <w:t>舉一個日常例子，帶出「所以要查」</w:t>
             </w:r>
           </w:p>
         </w:tc>
@@ -435,7 +446,7 @@
                 <w:rFonts w:ascii="Quicksand" w:hAnsi="Quicksand" w:cs="Quicksand" w:eastAsia="Noto Sans TC"/>
                 <w:sz w:val="20"/>
               </w:rPr>
-              <w:t>全班一起讀，圈出 AI 的聲稱。</w:t>
+              <w:t>全班一起讀，圈出 AI 的聲稱</w:t>
             </w:r>
           </w:p>
         </w:tc>
@@ -497,7 +508,7 @@
                 <w:rFonts w:ascii="Quicksand" w:hAnsi="Quicksand" w:cs="Quicksand" w:eastAsia="Noto Sans TC"/>
                 <w:sz w:val="20"/>
               </w:rPr>
-              <w:t>示範怎樣對照來源卡、逐項打記號。</w:t>
+              <w:t>示範怎樣對照來源卡、逐項打記號</w:t>
             </w:r>
           </w:p>
         </w:tc>
@@ -559,7 +570,7 @@
                 <w:rFonts w:ascii="Quicksand" w:hAnsi="Quicksand" w:cs="Quicksand" w:eastAsia="Noto Sans TC"/>
                 <w:sz w:val="20"/>
               </w:rPr>
-              <w:t>找到錯處：沙田冇電車。講解「怎樣改」。</w:t>
+              <w:t>找到錯處：沙田冇電車。講解「怎樣改」</w:t>
             </w:r>
           </w:p>
         </w:tc>
@@ -621,7 +632,7 @@
                 <w:rFonts w:ascii="Quicksand" w:hAnsi="Quicksand" w:cs="Quicksand" w:eastAsia="Noto Sans TC"/>
                 <w:sz w:val="20"/>
               </w:rPr>
-              <w:t>派工作紙與來源卡 B，巡視支援。</w:t>
+              <w:t>派工作紙與來源卡 B，巡視支援</w:t>
             </w:r>
           </w:p>
         </w:tc>
@@ -683,7 +694,7 @@
                 <w:rFonts w:ascii="Quicksand" w:hAnsi="Quicksand" w:cs="Quicksand" w:eastAsia="Noto Sans TC"/>
                 <w:sz w:val="20"/>
               </w:rPr>
-              <w:t>兩組分享；帶出「問老師／查第二個來源」。</w:t>
+              <w:t>兩組分享；帶出「問老師／查第二個來源」</w:t>
             </w:r>
           </w:p>
         </w:tc>
@@ -762,7 +773,7 @@
           <w:color w:val="080808"/>
           <w:sz w:val="21"/>
         </w:rPr>
-        <w:t>來源卡 A（示範題 1 用） 香港電車（叮叮）只喺香港島北岸行，由堅尼地城到筲箕灣。 途經中環、金鐘、灣仔、銅鑼灣、北角、筲箕灣。 沙田喺新界，冇電車。</w:t>
+        <w:t>來源卡 A（示範題 1 用） 香港電車（叮叮）只喺香港島北岸行，由堅尼地城到筲箕灣。 途經中環、金鐘、灣仔、銅鑼灣、北角、筲箕灣。 沙田喺新界，冇電車</w:t>
       </w:r>
     </w:p>
     <w:p>
@@ -773,7 +784,7 @@
           <w:color w:val="080808"/>
           <w:sz w:val="21"/>
         </w:rPr>
-        <w:t>來源卡 B（實習題 2 用） 香港嘅公共交通工具包括：港鐵、巴士、小巴、的士、電車、渡海小輪、輕鐵。 渡海小輪接駁香港島同九龍，例如中環來往尖沙咀。 中環來往長洲嘅係離島線渡輪，唔係渡海小輪。</w:t>
+        <w:t>來源卡 B（實習題 2 用） 香港嘅公共交通工具包括：港鐵、巴士、小巴、的士、電車、渡海小輪、輕鐵。 渡海小輪接駁香港島同九龍，例如中環來往尖沙咀。 中環來往長洲嘅係離島線渡輪，唔係渡海小輪</w:t>
       </w:r>
     </w:p>
     <w:p>
@@ -798,7 +809,7 @@
           <w:color w:val="080808"/>
           <w:sz w:val="21"/>
         </w:rPr>
-        <w:t>示範題 1（全班一起做）</w:t>
+        <w:t>姓名：＿＿＿＿＿＿＿ 班別：＿＿＿ 組員：＿＿＿＿＿＿＿ 示範題 1（全班一起做）</w:t>
       </w:r>
     </w:p>
     <w:p>
@@ -853,7 +864,7 @@
           <w:color w:val="080808"/>
           <w:sz w:val="21"/>
         </w:rPr>
-        <w:t>1. 喺 AI 答案裏，圈出 AI 作出嘅「聲稱」（佢講咗啲咩事實）。</w:t>
+        <w:t>1. 喺 AI 答案裏，圈出 AI 作出嘅「聲稱」（佢講咗啲咩事實）</w:t>
       </w:r>
     </w:p>
     <w:p>
@@ -864,7 +875,7 @@
           <w:color w:val="080808"/>
           <w:sz w:val="21"/>
         </w:rPr>
-        <w:t>2. 對照來源卡 B，喺每項聲稱旁打 ✓（對）、✗（錯）或 ？（唔確定）。</w:t>
+        <w:t>2. 對照來源卡 B，喺每項聲稱旁打 ✓（對）、✗（錯）或 ？（唔確定）</w:t>
       </w:r>
     </w:p>
     <w:p>
@@ -1016,7 +1027,7 @@
                 <w:rFonts w:ascii="Quicksand" w:hAnsi="Quicksand" w:cs="Quicksand" w:eastAsia="Noto Sans TC"/>
                 <w:sz w:val="20"/>
               </w:rPr>
-              <w:t>中環、銅鑼灣有電車。</w:t>
+              <w:t>中環、銅鑼灣有電車</w:t>
             </w:r>
           </w:p>
         </w:tc>
@@ -1031,7 +1042,7 @@
                 <w:rFonts w:ascii="Quicksand" w:hAnsi="Quicksand" w:cs="Quicksand" w:eastAsia="Noto Sans TC"/>
                 <w:sz w:val="20"/>
               </w:rPr>
-              <w:t>沙田冇電車（喺新界）。</w:t>
+              <w:t>沙田冇電車（喺新界）</w:t>
             </w:r>
           </w:p>
         </w:tc>
@@ -1046,7 +1057,7 @@
                 <w:rFonts w:ascii="Quicksand" w:hAnsi="Quicksand" w:cs="Quicksand" w:eastAsia="Noto Sans TC"/>
                 <w:sz w:val="20"/>
               </w:rPr>
-              <w:t>說出「錯在哪裏」＋「怎樣改」：把「沙田」換成香港島地方（例如北角）。</w:t>
+              <w:t>說出「錯在哪裏」＋「怎樣改」：把「沙田」換成香港島地方（例如北角）</w:t>
             </w:r>
           </w:p>
         </w:tc>
@@ -1078,7 +1089,7 @@
                 <w:rFonts w:ascii="Quicksand" w:hAnsi="Quicksand" w:cs="Quicksand" w:eastAsia="Noto Sans TC"/>
                 <w:sz w:val="20"/>
               </w:rPr>
-              <w:t>渡海小輪接駁香港島同九龍。</w:t>
+              <w:t>渡海小輪接駁香港島同九龍</w:t>
             </w:r>
           </w:p>
         </w:tc>
@@ -1093,7 +1104,7 @@
                 <w:rFonts w:ascii="Quicksand" w:hAnsi="Quicksand" w:cs="Quicksand" w:eastAsia="Noto Sans TC"/>
                 <w:sz w:val="20"/>
               </w:rPr>
-              <w:t>中環來往長洲唔係渡海小輪，係離島線。</w:t>
+              <w:t>中環來往長洲唔係渡海小輪，係離島線</w:t>
             </w:r>
           </w:p>
         </w:tc>
@@ -1108,7 +1119,7 @@
                 <w:rFonts w:ascii="Quicksand" w:hAnsi="Quicksand" w:cs="Quicksand" w:eastAsia="Noto Sans TC"/>
                 <w:sz w:val="20"/>
               </w:rPr>
-              <w:t>指出「中環來往長洲」不是渡海小輪，改為「中環來往尖沙咀」。</w:t>
+              <w:t>指出「中環來往長洲」不是渡海小輪，改為「中環來往尖沙咀」</w:t>
             </w:r>
           </w:p>
         </w:tc>
@@ -1122,7 +1133,7 @@
           <w:color w:val="080808"/>
           <w:sz w:val="21"/>
         </w:rPr>
-        <w:t>評分要點： · 能否圈出至少一項 AI 的聲稱。 · 能否對照來源卡，正確打 ✓／✗／？。 · 能否說出「錯在哪、怎樣改」。只寫「AI 錯」而不說哪裏錯＝未達標；寫出錯處並提出改正＝達標。 · 挑戰級好答案：具體錯處＋修正建議＋猜 AI 為何會錯。</w:t>
+        <w:t>評分要點： · 能否圈出至少一項 AI 的聲稱。 · 能否對照來源卡，正確打 ✓／✗／？。 · 能否說出「錯在哪、怎樣改」。只寫「AI 錯」而不說哪裏錯＝未達標；寫出錯處並提出改正＝達標。 · 挑戰級好答案：具體錯處＋修正建議＋猜 AI 為何會錯</w:t>
       </w:r>
     </w:p>
     <w:p>
@@ -1170,42 +1181,6 @@
           <w:sz w:val="21"/>
         </w:rPr>
         <w:t>3. 下一次換一個科目，我會保留哪個環節、改動哪個環節？</w:t>
-      </w:r>
-    </w:p>
-    <w:p>
-      <w:pPr>
-        <w:spacing w:before="240" w:after="80"/>
-      </w:pPr>
-      <w:r>
-        <w:rPr>
-          <w:rFonts w:ascii="Quicksand" w:hAnsi="Quicksand" w:cs="Quicksand" w:eastAsia="Noto Sans TC"/>
-          <w:b/>
-          <w:color w:val="E10707"/>
-          <w:sz w:val="28"/>
-        </w:rPr>
-        <w:t>與 EDB 框架的關係 How this relates to the EDB framework</w:t>
-      </w:r>
-    </w:p>
-    <w:p>
-      <w:r>
-        <w:rPr>
-          <w:rFonts w:ascii="Quicksand" w:hAnsi="Quicksand" w:cs="Quicksand" w:eastAsia="Noto Sans TC"/>
-          <w:b w:val="0"/>
-          <w:color w:val="080808"/>
-          <w:sz w:val="21"/>
-        </w:rPr>
-        <w:t>對應 G《中小學應用人工智能教學指南》p.2-3（協作備課、觀課與持續反思）及 pp.2-5 and 2-7（不同難度、視覺材料與支援，照顧學習多樣性）。 Official documents: https://www.edb.gov.hk/en/edu-system/primary-secondary/applicable-to-primary-secondary/it-in-edu/debp.html</w:t>
-      </w:r>
-    </w:p>
-    <w:p>
-      <w:r>
-        <w:rPr>
-          <w:rFonts w:ascii="Quicksand" w:hAnsi="Quicksand" w:cs="Quicksand" w:eastAsia="Noto Sans TC"/>
-          <w:b w:val="0"/>
-          <w:color w:val="080808"/>
-          <w:sz w:val="21"/>
-        </w:rPr>
-        <w:t>本頁為 Beets 獨立製作的教學資源，並非 EDB 官方文件。This is an independent Beets resource, not an official EDB publication.</w:t>
       </w:r>
     </w:p>
     <w:sectPr>

--- a/public/files/first-ai-lesson-kit.docx
+++ b/public/files/first-ai-lesson-kit.docx
@@ -809,7 +809,7 @@
           <w:color w:val="080808"/>
           <w:sz w:val="21"/>
         </w:rPr>
-        <w:t>姓名：＿＿＿＿＿＿＿ 班別：＿＿＿ 組員：＿＿＿＿＿＿＿ 示範題 1（全班一起做）</w:t>
+        <w:t>姓名 Name：＿＿＿＿＿＿＿ 班別 Class：＿＿＿ 組員 Partner：＿＿＿＿＿＿＿ 示範題 1（全班一起做）</w:t>
       </w:r>
     </w:p>
     <w:p>
